--- a/ket-qua-thncd/M164. Bia ho so giup do nguoi chap hanh xong hinh phat tu.docx
+++ b/ket-qua-thncd/M164. Bia ho so giup do nguoi chap hanh xong hinh phat tu.docx
@@ -538,6 +538,8 @@
                   </w:r>
                   <w:r>
                     <w:rPr>
+                      <w:sz w:val="28"/>
+                      <w:szCs w:val="28"/>
                       <w:highlight w:val="yellow"/>
                     </w:rPr>
                     <w:t xml:space="preserve"> {HOTEN}</w:t>
@@ -579,6 +581,8 @@
                   </w:r>
                   <w:r>
                     <w:rPr>
+                      <w:sz w:val="28"/>
+                      <w:szCs w:val="28"/>
                       <w:highlight w:val="yellow"/>
                     </w:rPr>
                     <w:t xml:space="preserve"> {GIOITINH}</w:t>
@@ -615,7 +619,8 @@
                   </w:r>
                   <w:r>
                     <w:rPr>
-                      <w:sz w:val="16"/>
+                      <w:sz w:val="28"/>
+                      <w:szCs w:val="28"/>
                       <w:highlight w:val="yellow"/>
                     </w:rPr>
                     <w:t xml:space="preserve"> {TENKHAC}</w:t>
@@ -651,6 +656,8 @@
                   </w:r>
                   <w:r>
                     <w:rPr>
+                      <w:sz w:val="28"/>
+                      <w:szCs w:val="28"/>
                       <w:highlight w:val="yellow"/>
                     </w:rPr>
                     <w:t xml:space="preserve"> {NGAYSINH}/{THANGSINH}/{NAMSINH}</w:t>
@@ -761,6 +768,8 @@
                   </w:r>
                   <w:r>
                     <w:rPr>
+                      <w:sz w:val="28"/>
+                      <w:szCs w:val="28"/>
                       <w:highlight w:val="yellow"/>
                     </w:rPr>
                     <w:t xml:space="preserve"> {CCCD}</w:t>
@@ -779,6 +788,8 @@
                   </w:r>
                   <w:r>
                     <w:rPr>
+                      <w:sz w:val="28"/>
+                      <w:szCs w:val="28"/>
                       <w:highlight w:val="yellow"/>
                     </w:rPr>
                     <w:t xml:space="preserve"> {NGAYCAP}/{THANGCAP}/{NAMCAP}</w:t>
@@ -815,6 +826,8 @@
                   </w:r>
                   <w:r>
                     <w:rPr>
+                      <w:sz w:val="28"/>
+                      <w:szCs w:val="28"/>
                       <w:highlight w:val="yellow"/>
                     </w:rPr>
                     <w:t xml:space="preserve"> {NOICAP}</w:t>
